--- a/manuscript/ILEDBV_Manuscript_Revised_v2.docx
+++ b/manuscript/ILEDBV_Manuscript_Revised_v2.docx
@@ -8129,7 +8129,7 @@
           <w:i w:val="0"/>
           <w:sz w:val="21"/>
         </w:rPr>
-        <w:t>The model implementation, the parameter set, the random seed, and the scripts that generate every table and figure are openly available at https://github.com/sandlerleon/iledbv-desalination-model. The revision was produced with Python 3.11 and NumPy; the repository release tag and commit hash corresponding to this version are recorded in the repository README.</w:t>
+        <w:t>The model implementation, the parameter set, the random seed, and the scripts that generate every table and figure are openly available at https://github.com/sandlerleon/iledbv-desalination-model, release tag v2.0.1. An archived snapshot of that release is deposited at https://doi.org/10.5281/zenodo.22178234; this manuscript and the point-by-point response to reviewers are deposited at https://doi.org/10.5281/zenodo.22178232. Both are concept DOIs and resolve to the current version of each deposit. The revision was produced with Python 3.11.9 and NumPy 2.4.6. Running iledbv_revision_v2.py, design_and_costing.py and boron_recalc.py regenerates the JSON files from which every number in this paper is taken; audit_manuscript.py re-checks the built document against them. No experimental data were generated.</w:t>
       </w:r>
     </w:p>
     <w:p>

--- a/manuscript/ILEDBV_Manuscript_Revised_v2.docx
+++ b/manuscript/ILEDBV_Manuscript_Revised_v2.docx
@@ -6979,7 +6979,888 @@
           <w:i w:val="0"/>
           <w:sz w:val="21"/>
         </w:rPr>
-        <w:t>The earlier version of this analysis treated non-energy operating cost as a share of energy cost, which concealed the dominant term. Costed explicitly, the precipitation reagents come to a median $1.70 per cubic metre of permeate against a median realisable mineral credit of $1.25. The soda ash and lime required to precipitate the two products cost more than the products are worth, and no sampled combination of prices, sellable fractions and capital assumptions produced a net cost below the conventional comparator. No sampled configuration is carbon negative. The comparator itself requires definition: the $0.76 m-3 figure is a levelized cost for a conventional SWRO plant covering intake, pretreatment, high-pressure pumping with energy recovery, post-treatment, brine outfall, membrane replacement, labour, maintenance and annualized capital at the same 6% discount rate and 20-year life used here. It excludes distribution and excludes any valorization train. Table 6 sets the two boundaries side by side, and the comparison in this paper is made on that table rather than between headline figures.</w:t>
+        <w:t>The earlier version of this analysis treated non-energy operating cost as a share of energy cost, which concealed the dominant term. Costed explicitly, the precipitation reagents come to a median $1.70 per cubic metre of permeate against a median realisable mineral credit of $1.25. The soda ash and lime required to precipitate the two products cost more than the products are worth. Of the 300,000 sampled combinations of prices, sellable fractions and capital assumptions, 271 (0.09%) produced a net cost below the conventional comparator, the most favourable reaching $0.35 m-3. The architecture is therefore not categorically more expensive; it is competitive only in a small corner of the sampled space, which Section 4.11 locates. No sampled configuration is carbon negative. The comparator itself requires definition: the $0.76 m-3 figure is a levelized cost for a conventional SWRO plant covering intake, pretreatment, high-pressure pumping with energy recovery, post-treatment, brine outfall, membrane replacement, labour, maintenance and annualized capital at the same 6% discount rate and 20-year life used here. It excludes distribution and excludes any valorization train. Table 6 sets the two boundaries side by side, and the comparison in this paper is made on that table rather than between headline figures.</w:t>
+      </w:r>
+    </w:p>
+    <w:p>
+      <w:pPr>
+        <w:spacing w:before="220" w:after="100"/>
+      </w:pPr>
+      <w:r>
+        <w:rPr>
+          <w:b/>
+          <w:sz w:val="23"/>
+        </w:rPr>
+        <w:t>4.10  Which correction reverses the conclusion</w:t>
+      </w:r>
+    </w:p>
+    <w:p>
+      <w:pPr>
+        <w:spacing w:after="160"/>
+        <w:ind w:firstLine="317"/>
+      </w:pPr>
+      <w:r>
+        <w:rPr>
+          <w:i w:val="0"/>
+          <w:sz w:val="21"/>
+        </w:rPr>
+        <w:t>The revision reverses the original's economic conclusion, but the original contained two independent errors and the analysis so far does not say which is responsible. Turning each correction on in sequence, with every other parameter at its median, separates them (Table 9, Figure 7A).</w:t>
+      </w:r>
+    </w:p>
+    <w:tbl>
+      <w:tblPr>
+        <w:tblStyle w:val="LightGrid-Accent1"/>
+        <w:tblW w:type="auto" w:w="0"/>
+        <w:tblLook w:firstColumn="1" w:firstRow="1" w:lastColumn="0" w:lastRow="0" w:noHBand="0" w:noVBand="1" w:val="04A0"/>
+      </w:tblPr>
+      <w:tblGrid>
+        <w:gridCol w:w="2448"/>
+        <w:gridCol w:w="2448"/>
+        <w:gridCol w:w="2448"/>
+        <w:gridCol w:w="2448"/>
+      </w:tblGrid>
+      <w:tr>
+        <w:tc>
+          <w:tcPr>
+            <w:tcW w:type="dxa" w:w="2448"/>
+          </w:tcPr>
+          <w:p>
+            <w:r/>
+            <w:r>
+              <w:rPr>
+                <w:b/>
+                <w:sz w:val="17"/>
+              </w:rPr>
+              <w:t>Configuration</w:t>
+            </w:r>
+          </w:p>
+        </w:tc>
+        <w:tc>
+          <w:tcPr>
+            <w:tcW w:type="dxa" w:w="2448"/>
+          </w:tcPr>
+          <w:p>
+            <w:r/>
+            <w:r>
+              <w:rPr>
+                <w:b/>
+                <w:sz w:val="17"/>
+              </w:rPr>
+              <w:t>SEC (kWh m-3)</w:t>
+            </w:r>
+          </w:p>
+        </w:tc>
+        <w:tc>
+          <w:tcPr>
+            <w:tcW w:type="dxa" w:w="2448"/>
+          </w:tcPr>
+          <w:p>
+            <w:r/>
+            <w:r>
+              <w:rPr>
+                <w:b/>
+                <w:sz w:val="17"/>
+              </w:rPr>
+              <w:t>Net LCOW ($ m-3)</w:t>
+            </w:r>
+          </w:p>
+        </w:tc>
+        <w:tc>
+          <w:tcPr>
+            <w:tcW w:type="dxa" w:w="2448"/>
+          </w:tcPr>
+          <w:p>
+            <w:r/>
+            <w:r>
+              <w:rPr>
+                <w:b/>
+                <w:sz w:val="17"/>
+              </w:rPr>
+              <w:t>Change ($ m-3)</w:t>
+            </w:r>
+          </w:p>
+        </w:tc>
+      </w:tr>
+      <w:tr>
+        <w:tc>
+          <w:tcPr>
+            <w:tcW w:type="dxa" w:w="2448"/>
+          </w:tcPr>
+          <w:p>
+            <w:pPr>
+              <w:spacing w:after="20"/>
+            </w:pPr>
+            <w:r/>
+            <w:r>
+              <w:rPr>
+                <w:sz w:val="17"/>
+              </w:rPr>
+              <w:t>Original assumptions</w:t>
+            </w:r>
+          </w:p>
+        </w:tc>
+        <w:tc>
+          <w:tcPr>
+            <w:tcW w:type="dxa" w:w="2448"/>
+          </w:tcPr>
+          <w:p>
+            <w:pPr>
+              <w:spacing w:after="20"/>
+            </w:pPr>
+            <w:r/>
+            <w:r>
+              <w:rPr>
+                <w:sz w:val="17"/>
+              </w:rPr>
+              <w:t>11.00</w:t>
+            </w:r>
+          </w:p>
+        </w:tc>
+        <w:tc>
+          <w:tcPr>
+            <w:tcW w:type="dxa" w:w="2448"/>
+          </w:tcPr>
+          <w:p>
+            <w:pPr>
+              <w:spacing w:after="20"/>
+            </w:pPr>
+            <w:r/>
+            <w:r>
+              <w:rPr>
+                <w:sz w:val="17"/>
+              </w:rPr>
+              <w:t>0.41</w:t>
+            </w:r>
+          </w:p>
+        </w:tc>
+        <w:tc>
+          <w:tcPr>
+            <w:tcW w:type="dxa" w:w="2448"/>
+          </w:tcPr>
+          <w:p>
+            <w:pPr>
+              <w:spacing w:after="20"/>
+            </w:pPr>
+            <w:r/>
+            <w:r>
+              <w:rPr>
+                <w:sz w:val="17"/>
+              </w:rPr>
+              <w:t>-</w:t>
+            </w:r>
+          </w:p>
+        </w:tc>
+      </w:tr>
+      <w:tr>
+        <w:tc>
+          <w:tcPr>
+            <w:tcW w:type="dxa" w:w="2448"/>
+          </w:tcPr>
+          <w:p>
+            <w:pPr>
+              <w:spacing w:after="20"/>
+            </w:pPr>
+            <w:r/>
+            <w:r>
+              <w:rPr>
+                <w:sz w:val="17"/>
+              </w:rPr>
+              <w:t>Concentrator corrected to the thermodynamic bound</w:t>
+            </w:r>
+          </w:p>
+        </w:tc>
+        <w:tc>
+          <w:tcPr>
+            <w:tcW w:type="dxa" w:w="2448"/>
+          </w:tcPr>
+          <w:p>
+            <w:pPr>
+              <w:spacing w:after="20"/>
+            </w:pPr>
+            <w:r/>
+            <w:r>
+              <w:rPr>
+                <w:sz w:val="17"/>
+              </w:rPr>
+              <w:t>12.96</w:t>
+            </w:r>
+          </w:p>
+        </w:tc>
+        <w:tc>
+          <w:tcPr>
+            <w:tcW w:type="dxa" w:w="2448"/>
+          </w:tcPr>
+          <w:p>
+            <w:pPr>
+              <w:spacing w:after="20"/>
+            </w:pPr>
+            <w:r/>
+            <w:r>
+              <w:rPr>
+                <w:sz w:val="17"/>
+              </w:rPr>
+              <w:t>0.64</w:t>
+            </w:r>
+          </w:p>
+        </w:tc>
+        <w:tc>
+          <w:tcPr>
+            <w:tcW w:type="dxa" w:w="2448"/>
+          </w:tcPr>
+          <w:p>
+            <w:pPr>
+              <w:spacing w:after="20"/>
+            </w:pPr>
+            <w:r/>
+            <w:r>
+              <w:rPr>
+                <w:sz w:val="17"/>
+              </w:rPr>
+              <w:t>+0.23</w:t>
+            </w:r>
+          </w:p>
+        </w:tc>
+      </w:tr>
+      <w:tr>
+        <w:tc>
+          <w:tcPr>
+            <w:tcW w:type="dxa" w:w="2448"/>
+          </w:tcPr>
+          <w:p>
+            <w:pPr>
+              <w:spacing w:after="20"/>
+            </w:pPr>
+            <w:r/>
+            <w:r>
+              <w:rPr>
+                <w:sz w:val="17"/>
+              </w:rPr>
+              <w:t>Reagents costed explicitly</w:t>
+            </w:r>
+          </w:p>
+        </w:tc>
+        <w:tc>
+          <w:tcPr>
+            <w:tcW w:type="dxa" w:w="2448"/>
+          </w:tcPr>
+          <w:p>
+            <w:pPr>
+              <w:spacing w:after="20"/>
+            </w:pPr>
+            <w:r/>
+            <w:r>
+              <w:rPr>
+                <w:sz w:val="17"/>
+              </w:rPr>
+              <w:t>12.96</w:t>
+            </w:r>
+          </w:p>
+        </w:tc>
+        <w:tc>
+          <w:tcPr>
+            <w:tcW w:type="dxa" w:w="2448"/>
+          </w:tcPr>
+          <w:p>
+            <w:pPr>
+              <w:spacing w:after="20"/>
+            </w:pPr>
+            <w:r/>
+            <w:r>
+              <w:rPr>
+                <w:sz w:val="17"/>
+              </w:rPr>
+              <w:t>2.19</w:t>
+            </w:r>
+          </w:p>
+        </w:tc>
+        <w:tc>
+          <w:tcPr>
+            <w:tcW w:type="dxa" w:w="2448"/>
+          </w:tcPr>
+          <w:p>
+            <w:pPr>
+              <w:spacing w:after="20"/>
+            </w:pPr>
+            <w:r/>
+            <w:r>
+              <w:rPr>
+                <w:sz w:val="17"/>
+              </w:rPr>
+              <w:t>+1.55</w:t>
+            </w:r>
+          </w:p>
+        </w:tc>
+      </w:tr>
+    </w:tbl>
+    <w:p>
+      <w:pPr>
+        <w:spacing w:after="200"/>
+      </w:pPr>
+      <w:r>
+        <w:rPr>
+          <w:i/>
+          <w:sz w:val="18"/>
+        </w:rPr>
+        <w:t>Table 9. Ablation of the two corrections. Each row adds one correction to the row above, all other parameters held at their median. The conventional comparator is $0.76 m-3.</w:t>
+      </w:r>
+    </w:p>
+    <w:p>
+      <w:pPr>
+        <w:spacing w:after="160"/>
+        <w:ind w:firstLine="317"/>
+      </w:pPr>
+      <w:r>
+        <w:rPr>
+          <w:i w:val="0"/>
+          <w:sz w:val="21"/>
+        </w:rPr>
+        <w:t>The result is not what this paper's emphasis implies. Correcting the concentrator to the thermodynamic bound raises the modelled cost by $0.23 m-3 and leaves the architecture at $0.64 m-3, still below the $0.76 m-3 comparator. What reverses the conclusion is costing the precipitation reagents explicitly, worth $1.55 m-3, or 6.8 times the thermodynamic correction. Consistency test 1 establishes that the original concentrator specification was thermodynamically inadmissible, which is a statement about physical possibility and stands on its own merits; but the economic reversal is carried almost entirely by consistency test 3. Alkalinity, not thermodynamics, is what makes this architecture uncompetitive, and the title of this paper should be read accordingly.</w:t>
+      </w:r>
+    </w:p>
+    <w:p>
+      <w:pPr>
+        <w:spacing w:before="220" w:after="100"/>
+      </w:pPr>
+      <w:r>
+        <w:rPr>
+          <w:b/>
+          <w:sz w:val="23"/>
+        </w:rPr>
+        <w:t>4.11  Parameter attribution and the admissibility domain</w:t>
+      </w:r>
+    </w:p>
+    <w:p>
+      <w:pPr>
+        <w:spacing w:after="160"/>
+        <w:ind w:firstLine="317"/>
+      </w:pPr>
+      <w:r>
+        <w:rPr>
+          <w:i w:val="0"/>
+          <w:sz w:val="21"/>
+        </w:rPr>
+        <w:t>Two questions follow: which sampled parameter governs the spread in net cost, and whether any region of the parameter space is competitive. Table 10 ranks the sampled parameters by Spearman rank correlation with net LCOW, together with the swing each commands between the lowest and highest deciles of its own range (Figure 7B). Rank correlation is used because the cost model is not linear in every input.</w:t>
+      </w:r>
+    </w:p>
+    <w:tbl>
+      <w:tblPr>
+        <w:tblStyle w:val="LightGrid-Accent1"/>
+        <w:tblW w:type="auto" w:w="0"/>
+        <w:tblLook w:firstColumn="1" w:firstRow="1" w:lastColumn="0" w:lastRow="0" w:noHBand="0" w:noVBand="1" w:val="04A0"/>
+      </w:tblPr>
+      <w:tblGrid>
+        <w:gridCol w:w="3264"/>
+        <w:gridCol w:w="3264"/>
+        <w:gridCol w:w="3264"/>
+      </w:tblGrid>
+      <w:tr>
+        <w:tc>
+          <w:tcPr>
+            <w:tcW w:type="dxa" w:w="3264"/>
+          </w:tcPr>
+          <w:p>
+            <w:r/>
+            <w:r>
+              <w:rPr>
+                <w:b/>
+                <w:sz w:val="17"/>
+              </w:rPr>
+              <w:t>Parameter</w:t>
+            </w:r>
+          </w:p>
+        </w:tc>
+        <w:tc>
+          <w:tcPr>
+            <w:tcW w:type="dxa" w:w="3264"/>
+          </w:tcPr>
+          <w:p>
+            <w:r/>
+            <w:r>
+              <w:rPr>
+                <w:b/>
+                <w:sz w:val="17"/>
+              </w:rPr>
+              <w:t>Spearman rho</w:t>
+            </w:r>
+          </w:p>
+        </w:tc>
+        <w:tc>
+          <w:tcPr>
+            <w:tcW w:type="dxa" w:w="3264"/>
+          </w:tcPr>
+          <w:p>
+            <w:r/>
+            <w:r>
+              <w:rPr>
+                <w:b/>
+                <w:sz w:val="17"/>
+              </w:rPr>
+              <w:t>Swing ($ m-3)</w:t>
+            </w:r>
+          </w:p>
+        </w:tc>
+      </w:tr>
+      <w:tr>
+        <w:tc>
+          <w:tcPr>
+            <w:tcW w:type="dxa" w:w="3264"/>
+          </w:tcPr>
+          <w:p>
+            <w:pPr>
+              <w:spacing w:after="20"/>
+            </w:pPr>
+            <w:r/>
+            <w:r>
+              <w:rPr>
+                <w:sz w:val="17"/>
+              </w:rPr>
+              <w:t>electricity price</w:t>
+            </w:r>
+          </w:p>
+        </w:tc>
+        <w:tc>
+          <w:tcPr>
+            <w:tcW w:type="dxa" w:w="3264"/>
+          </w:tcPr>
+          <w:p>
+            <w:pPr>
+              <w:spacing w:after="20"/>
+            </w:pPr>
+            <w:r/>
+            <w:r>
+              <w:rPr>
+                <w:sz w:val="17"/>
+              </w:rPr>
+              <w:t>+0.534</w:t>
+            </w:r>
+          </w:p>
+        </w:tc>
+        <w:tc>
+          <w:tcPr>
+            <w:tcW w:type="dxa" w:w="3264"/>
+          </w:tcPr>
+          <w:p>
+            <w:pPr>
+              <w:spacing w:after="20"/>
+            </w:pPr>
+            <w:r/>
+            <w:r>
+              <w:rPr>
+                <w:sz w:val="17"/>
+              </w:rPr>
+              <w:t>0.822</w:t>
+            </w:r>
+          </w:p>
+        </w:tc>
+      </w:tr>
+      <w:tr>
+        <w:tc>
+          <w:tcPr>
+            <w:tcW w:type="dxa" w:w="3264"/>
+          </w:tcPr>
+          <w:p>
+            <w:pPr>
+              <w:spacing w:after="20"/>
+            </w:pPr>
+            <w:r/>
+            <w:r>
+              <w:rPr>
+                <w:sz w:val="17"/>
+              </w:rPr>
+              <w:t>hydrated lime price</w:t>
+            </w:r>
+          </w:p>
+        </w:tc>
+        <w:tc>
+          <w:tcPr>
+            <w:tcW w:type="dxa" w:w="3264"/>
+          </w:tcPr>
+          <w:p>
+            <w:pPr>
+              <w:spacing w:after="20"/>
+            </w:pPr>
+            <w:r/>
+            <w:r>
+              <w:rPr>
+                <w:sz w:val="17"/>
+              </w:rPr>
+              <w:t>+0.488</w:t>
+            </w:r>
+          </w:p>
+        </w:tc>
+        <w:tc>
+          <w:tcPr>
+            <w:tcW w:type="dxa" w:w="3264"/>
+          </w:tcPr>
+          <w:p>
+            <w:pPr>
+              <w:spacing w:after="20"/>
+            </w:pPr>
+            <w:r/>
+            <w:r>
+              <w:rPr>
+                <w:sz w:val="17"/>
+              </w:rPr>
+              <w:t>0.759</w:t>
+            </w:r>
+          </w:p>
+        </w:tc>
+      </w:tr>
+      <w:tr>
+        <w:tc>
+          <w:tcPr>
+            <w:tcW w:type="dxa" w:w="3264"/>
+          </w:tcPr>
+          <w:p>
+            <w:pPr>
+              <w:spacing w:after="20"/>
+            </w:pPr>
+            <w:r/>
+            <w:r>
+              <w:rPr>
+                <w:sz w:val="17"/>
+              </w:rPr>
+              <w:t>sellable fraction, Mg(OH)2</w:t>
+            </w:r>
+          </w:p>
+        </w:tc>
+        <w:tc>
+          <w:tcPr>
+            <w:tcW w:type="dxa" w:w="3264"/>
+          </w:tcPr>
+          <w:p>
+            <w:pPr>
+              <w:spacing w:after="20"/>
+            </w:pPr>
+            <w:r/>
+            <w:r>
+              <w:rPr>
+                <w:sz w:val="17"/>
+              </w:rPr>
+              <w:t>-0.463</w:t>
+            </w:r>
+          </w:p>
+        </w:tc>
+        <w:tc>
+          <w:tcPr>
+            <w:tcW w:type="dxa" w:w="3264"/>
+          </w:tcPr>
+          <w:p>
+            <w:pPr>
+              <w:spacing w:after="20"/>
+            </w:pPr>
+            <w:r/>
+            <w:r>
+              <w:rPr>
+                <w:sz w:val="17"/>
+              </w:rPr>
+              <w:t>0.725</w:t>
+            </w:r>
+          </w:p>
+        </w:tc>
+      </w:tr>
+      <w:tr>
+        <w:tc>
+          <w:tcPr>
+            <w:tcW w:type="dxa" w:w="3264"/>
+          </w:tcPr>
+          <w:p>
+            <w:pPr>
+              <w:spacing w:after="20"/>
+            </w:pPr>
+            <w:r/>
+            <w:r>
+              <w:rPr>
+                <w:sz w:val="17"/>
+              </w:rPr>
+              <w:t>Mg(OH)2 price</w:t>
+            </w:r>
+          </w:p>
+        </w:tc>
+        <w:tc>
+          <w:tcPr>
+            <w:tcW w:type="dxa" w:w="3264"/>
+          </w:tcPr>
+          <w:p>
+            <w:pPr>
+              <w:spacing w:after="20"/>
+            </w:pPr>
+            <w:r/>
+            <w:r>
+              <w:rPr>
+                <w:sz w:val="17"/>
+              </w:rPr>
+              <w:t>-0.229</w:t>
+            </w:r>
+          </w:p>
+        </w:tc>
+        <w:tc>
+          <w:tcPr>
+            <w:tcW w:type="dxa" w:w="3264"/>
+          </w:tcPr>
+          <w:p>
+            <w:pPr>
+              <w:spacing w:after="20"/>
+            </w:pPr>
+            <w:r/>
+            <w:r>
+              <w:rPr>
+                <w:sz w:val="17"/>
+              </w:rPr>
+              <w:t>0.364</w:t>
+            </w:r>
+          </w:p>
+        </w:tc>
+      </w:tr>
+      <w:tr>
+        <w:tc>
+          <w:tcPr>
+            <w:tcW w:type="dxa" w:w="3264"/>
+          </w:tcPr>
+          <w:p>
+            <w:pPr>
+              <w:spacing w:after="20"/>
+            </w:pPr>
+            <w:r/>
+            <w:r>
+              <w:rPr>
+                <w:sz w:val="17"/>
+              </w:rPr>
+              <w:t>soda ash price</w:t>
+            </w:r>
+          </w:p>
+        </w:tc>
+        <w:tc>
+          <w:tcPr>
+            <w:tcW w:type="dxa" w:w="3264"/>
+          </w:tcPr>
+          <w:p>
+            <w:pPr>
+              <w:spacing w:after="20"/>
+            </w:pPr>
+            <w:r/>
+            <w:r>
+              <w:rPr>
+                <w:sz w:val="17"/>
+              </w:rPr>
+              <w:t>+0.222</w:t>
+            </w:r>
+          </w:p>
+        </w:tc>
+        <w:tc>
+          <w:tcPr>
+            <w:tcW w:type="dxa" w:w="3264"/>
+          </w:tcPr>
+          <w:p>
+            <w:pPr>
+              <w:spacing w:after="20"/>
+            </w:pPr>
+            <w:r/>
+            <w:r>
+              <w:rPr>
+                <w:sz w:val="17"/>
+              </w:rPr>
+              <w:t>0.348</w:t>
+            </w:r>
+          </w:p>
+        </w:tc>
+      </w:tr>
+      <w:tr>
+        <w:tc>
+          <w:tcPr>
+            <w:tcW w:type="dxa" w:w="3264"/>
+          </w:tcPr>
+          <w:p>
+            <w:pPr>
+              <w:spacing w:after="20"/>
+            </w:pPr>
+            <w:r/>
+            <w:r>
+              <w:rPr>
+                <w:sz w:val="17"/>
+              </w:rPr>
+              <w:t>crystallizer energy</w:t>
+            </w:r>
+          </w:p>
+        </w:tc>
+        <w:tc>
+          <w:tcPr>
+            <w:tcW w:type="dxa" w:w="3264"/>
+          </w:tcPr>
+          <w:p>
+            <w:pPr>
+              <w:spacing w:after="20"/>
+            </w:pPr>
+            <w:r/>
+            <w:r>
+              <w:rPr>
+                <w:sz w:val="17"/>
+              </w:rPr>
+              <w:t>+0.210</w:t>
+            </w:r>
+          </w:p>
+        </w:tc>
+        <w:tc>
+          <w:tcPr>
+            <w:tcW w:type="dxa" w:w="3264"/>
+          </w:tcPr>
+          <w:p>
+            <w:pPr>
+              <w:spacing w:after="20"/>
+            </w:pPr>
+            <w:r/>
+            <w:r>
+              <w:rPr>
+                <w:sz w:val="17"/>
+              </w:rPr>
+              <w:t>0.333</w:t>
+            </w:r>
+          </w:p>
+        </w:tc>
+      </w:tr>
+      <w:tr>
+        <w:tc>
+          <w:tcPr>
+            <w:tcW w:type="dxa" w:w="3264"/>
+          </w:tcPr>
+          <w:p>
+            <w:pPr>
+              <w:spacing w:after="20"/>
+            </w:pPr>
+            <w:r/>
+            <w:r>
+              <w:rPr>
+                <w:sz w:val="17"/>
+              </w:rPr>
+              <w:t>carbonate price</w:t>
+            </w:r>
+          </w:p>
+        </w:tc>
+        <w:tc>
+          <w:tcPr>
+            <w:tcW w:type="dxa" w:w="3264"/>
+          </w:tcPr>
+          <w:p>
+            <w:pPr>
+              <w:spacing w:after="20"/>
+            </w:pPr>
+            <w:r/>
+            <w:r>
+              <w:rPr>
+                <w:sz w:val="17"/>
+              </w:rPr>
+              <w:t>-0.207</w:t>
+            </w:r>
+          </w:p>
+        </w:tc>
+        <w:tc>
+          <w:tcPr>
+            <w:tcW w:type="dxa" w:w="3264"/>
+          </w:tcPr>
+          <w:p>
+            <w:pPr>
+              <w:spacing w:after="20"/>
+            </w:pPr>
+            <w:r/>
+            <w:r>
+              <w:rPr>
+                <w:sz w:val="17"/>
+              </w:rPr>
+              <w:t>0.326</w:t>
+            </w:r>
+          </w:p>
+        </w:tc>
+      </w:tr>
+      <w:tr>
+        <w:tc>
+          <w:tcPr>
+            <w:tcW w:type="dxa" w:w="3264"/>
+          </w:tcPr>
+          <w:p>
+            <w:pPr>
+              <w:spacing w:after="20"/>
+            </w:pPr>
+            <w:r/>
+            <w:r>
+              <w:rPr>
+                <w:sz w:val="17"/>
+              </w:rPr>
+              <w:t>sellable fraction, carbonate</w:t>
+            </w:r>
+          </w:p>
+        </w:tc>
+        <w:tc>
+          <w:tcPr>
+            <w:tcW w:type="dxa" w:w="3264"/>
+          </w:tcPr>
+          <w:p>
+            <w:pPr>
+              <w:spacing w:after="20"/>
+            </w:pPr>
+            <w:r/>
+            <w:r>
+              <w:rPr>
+                <w:sz w:val="17"/>
+              </w:rPr>
+              <w:t>-0.115</w:t>
+            </w:r>
+          </w:p>
+        </w:tc>
+        <w:tc>
+          <w:tcPr>
+            <w:tcW w:type="dxa" w:w="3264"/>
+          </w:tcPr>
+          <w:p>
+            <w:pPr>
+              <w:spacing w:after="20"/>
+            </w:pPr>
+            <w:r/>
+            <w:r>
+              <w:rPr>
+                <w:sz w:val="17"/>
+              </w:rPr>
+              <w:t>0.183</w:t>
+            </w:r>
+          </w:p>
+        </w:tc>
+      </w:tr>
+    </w:tbl>
+    <w:p>
+      <w:pPr>
+        <w:spacing w:after="200"/>
+      </w:pPr>
+      <w:r>
+        <w:rPr>
+          <w:i/>
+          <w:sz w:val="18"/>
+        </w:rPr>
+        <w:t>Table 10. The eight parameters most strongly associated with net LCOW, of the thirteen sampled.</w:t>
+      </w:r>
+    </w:p>
+    <w:p>
+      <w:pPr>
+        <w:spacing w:after="160"/>
+        <w:ind w:firstLine="317"/>
+      </w:pPr>
+      <w:r>
+        <w:rPr>
+          <w:i w:val="0"/>
+          <w:sz w:val="21"/>
+        </w:rPr>
+        <w:t>Two of the three leading parameters, hydrated lime price and the sellable fraction of Mg(OH)2, belong to the alkalinity chain, which is the conclusion the ablation reaches by a different route. The concentrator second-law efficiency, the quantity this paper analyses most closely, ranks 9 of 14 with rho = -0.114. That is not a contradiction. The thermodynamic argument decides whether the original specification was admissible at all, a question no cost sensitivity can answer, while contributing little to the cost spread once a physically admissible range is imposed. Sensitivity and admissibility are different questions and are reported here separately.</w:t>
+      </w:r>
+    </w:p>
+    <w:p>
+      <w:pPr>
+        <w:spacing w:after="160"/>
+        <w:ind w:firstLine="317"/>
+      </w:pPr>
+      <w:r>
+        <w:rPr>
+          <w:i w:val="0"/>
+          <w:sz w:val="21"/>
+        </w:rPr>
+        <w:t>Figure 7C maps the probability that net LCOW falls below the comparator over the plane of reagent cost and mineral value, both relative to the values modelled here. The modelled operating point lies deep in the inadmissible region. Reaching the comparator at present reagent prices requires the recovered minerals to be worth 2.1 times the value assumed here; were the reagent requirement eliminated entirely, 0.8 times would suffice. These are the two available levers, and their magnitudes are the specification any future version of this architecture would have to meet. Neither is reached by improving the concentrator.</w:t>
       </w:r>
     </w:p>
     <w:p>
@@ -7091,7 +7972,7 @@
           <w:i w:val="0"/>
           <w:sz w:val="21"/>
         </w:rPr>
-        <w:t>The osmotic-coefficient correction in Eq. (5) is carried as a swept parameter rather than a fitted correlation. Locking it requires implementing the seawater property correlations of [22] and [12] over the full 35-125 g kg-1 range of this process and re-solving the concentrator duty; the deposited code is structured to accept that substitution. Until that is done, every specific-energy figure reported here is a bounded model estimate rather than a final quantitative prediction, and should be cited as such. Section 4.5 bounds the residual uncertainty from this source at under 2%% of total SEC, so no conclusion in this paper turns on it. The embodied-carbon factors for soda ash and lime are indicative and are swept rather than fixed. Precipitation yields are taken from the literature and not measured here, and product purity is not modelled: purity is set by co-precipitation and occlusion of the sodium chloride background [9], which determines whether the solids meet any industrial specification and therefore whether the sellable fractions assumed here are attainable at all. The residual liquid fraction is modelled, not validated. Subsurface intake performance is site dependent, and the risks of aquifer clogging and seawater intrusion are not modelled.</w:t>
+        <w:t>The osmotic-coefficient correction in Eq. (5) is carried as a swept parameter rather than a fitted correlation. Locking it requires implementing the seawater property correlations of [22] and [12] over the full 35-125 g kg-1 range of this process and re-solving the concentrator duty; the deposited code is structured to accept that substitution. Until that is done, every specific-energy figure reported here is a bounded model estimate rather than a final quantitative prediction, and should be cited as such. Section 4.5 bounds the residual uncertainty from this source at under 2% of total SEC, so no conclusion in this paper turns on it. The embodied-carbon factors for soda ash and lime are indicative and are swept rather than fixed. Precipitation yields are taken from the literature and not measured here, and product purity is not modelled: purity is set by co-precipitation and occlusion of the sodium chloride background [9], which determines whether the solids meet any industrial specification and therefore whether the sellable fractions assumed here are attainable at all. The residual liquid fraction is modelled, not validated. Subsurface intake performance is site dependent, and the risks of aquifer clogging and seawater intrusion are not modelled.</w:t>
       </w:r>
     </w:p>
     <w:p>

--- a/manuscript/ILEDBV_Manuscript_Revised_v2.docx
+++ b/manuscript/ILEDBV_Manuscript_Revised_v2.docx
@@ -88,7 +88,7 @@
           <w:i w:val="0"/>
           <w:sz w:val="21"/>
         </w:rPr>
-        <w:t>Integrated seawater reverse osmosis (SWRO) with brine valorization is widely proposed as a route to simultaneous energy reduction and near-zero liquid discharge, but such architectures are seldom tested against the physical bounds their individual stages must obey. This study applies a consistency-testing framework to one architecture combining subsurface intake, isobaric energy recovery, membrane brine concentration, selective Ca/Mg precipitation and mechanical-vapour-compression crystallization, checking each subsystem against a physical constraint rather than an assumed value. The brine-concentrator energy commonly assumed in this class of study, 0.5-1.0 kWh per cubic metre of brine, lies at or below the least work of separation for that feed (0.94 kWh m-3). A bounded estimate, obtained from that minimum and a 25-55% second-law efficiency, is 1.7-3.8 kWh m-3, raising modelled total specific energy consumption to a median 13.1 kWh m-3. Magnesium recovery is limited by alkalinity rather than by magnesium: the base required carries either 10.0 kg CO2 per cubic metre of permeate in embodied carbon, roughly double the plant's grid emissions, or an electrochemical cost of 27 kWh m-3. Lime dosing releases 5.3 times more calcium than the preceding carbonate step removes, so the train does not close. Costing those reagents explicitly is decisive: at $1.70 m-3 they exceed the $1.25 m-3 realisable mineral credit, and Monte Carlo propagation (300,000 samples) gives a net levelized cost of $2.20 m-3 (90% interval $1.38-$3.01) against $0.76 m-3 for conventional SWRO. Brine mineral valorization by alkaline precipitation is limited by the base, not by the brine.</w:t>
+        <w:t>Integrated seawater reverse osmosis (SWRO) with brine valorization is widely proposed as a route to simultaneous energy reduction and near-zero liquid discharge, but such architectures are seldom tested against the physical bounds their individual stages must obey. This study applies a consistency-testing framework to one architecture combining subsurface intake, isobaric energy recovery, membrane brine concentration, selective Ca/Mg precipitation and mechanical-vapour-compression crystallization, checking each subsystem against a physical constraint rather than an assumed value. The brine-concentrator energy commonly assumed in this class of study, 0.5-1.0 kWh per cubic metre of brine, lies at or below the least work of separation for that feed (0.94 kWh m-3). A bounded estimate, obtained from that minimum and a 25-55% second-law efficiency, is 1.7-3.8 kWh m-3, raising modelled total specific energy consumption to a median 13.1 kWh m-3. Magnesium recovery is limited by alkalinity rather than by magnesium: the base required carries either 10.0 kg CO2 per cubic metre of permeate in embodied carbon, roughly double the plant's grid emissions, or an electrochemical cost of 27 kWh m-3. Lime dosing releases 5.3 times more calcium than the preceding carbonate step removes, so the train does not close. Costing those reagents explicitly is decisive: at $1.70 m-3 they exceed the $1.25 m-3 realisable mineral credit, and Monte Carlo propagation (300,000 samples) gives a net levelized cost of $2.20 m-3 (90% interval $1.38-$3.01) against $0.76 m-3 for conventional SWRO. Brine mineral valorization by alkaline precipitation is limited by the base — but by its supply route, not its stoichiometry. Generating the base electrochemically closes the calcium balance, makes reagent carbon net negative, and reaches the conventional comparator below $0.033 kWh-1, where the purchased-alkali route stays above it even at zero electricity cost. That conclusion is conditional on low-carbon supply and excludes the uncosted electrochemical capital.</w:t>
       </w:r>
     </w:p>
     <w:p>
@@ -7865,6 +7865,96 @@
     </w:p>
     <w:p>
       <w:pPr>
+        <w:spacing w:before="220" w:after="100"/>
+      </w:pPr>
+      <w:r>
+        <w:rPr>
+          <w:b/>
+          <w:sz w:val="23"/>
+        </w:rPr>
+        <w:t>4.12  Unbinding the constraint: electrochemical alkalinity supply</w:t>
+      </w:r>
+    </w:p>
+    <w:p>
+      <w:pPr>
+        <w:spacing w:after="160"/>
+        <w:ind w:firstLine="317"/>
+      </w:pPr>
+      <w:r>
+        <w:rPr>
+          <w:i w:val="0"/>
+          <w:sz w:val="21"/>
+        </w:rPr>
+        <w:t>Sections 4.10 and 4.11 establish that the alkalinity requirement, not the concentrator, is what makes this architecture uncompetitive. That is a statement about how base is supplied, not about the architecture as such. The stoichiometry is fixed — two equivalents per mole of Mg(OH)2 however the base arrives — but the supply route is a design choice, and Section 4.7 evaluated four of them. Route D, in which base is generated electrochemically on site and captured CO2 is dosed as the carbonate source, changes the binding constraint rather than relaxing it.</w:t>
+      </w:r>
+    </w:p>
+    <w:p>
+      <w:pPr>
+        <w:spacing w:after="160"/>
+        <w:ind w:firstLine="317"/>
+      </w:pPr>
+      <w:r>
+        <w:rPr>
+          <w:i w:val="0"/>
+          <w:sz w:val="21"/>
+        </w:rPr>
+        <w:t>Three consequences follow, and they are of different kinds. Stoichiometrically, no lime is added, so no calcium is released and the closure ratio falls from 5.33 to 0.00: the calcium balance closes exactly. In carbon terms the only reagent is captured CO2, which ends up bound in the carbonate product, so reagent carbon becomes -0.94 kg CO2 per cubic metre against +9.97 for the purchased-alkali route. Economically, the reagent bill of $1.70 m-3 is replaced by 27.1 kWh m-3 of electrochemical demand, raising modelled total specific energy consumption from 13.1 to 40.3 kWh m-3.</w:t>
+      </w:r>
+    </w:p>
+    <w:p>
+      <w:pPr>
+        <w:spacing w:after="160"/>
+        <w:ind w:firstLine="317"/>
+      </w:pPr>
+      <w:r>
+        <w:rPr>
+          <w:i w:val="0"/>
+          <w:sz w:val="21"/>
+        </w:rPr>
+        <w:t>That substitution converts a commodity price into an energy price, and the two do not behave alike. Solving for the electricity price at which the two routes cost the same gives $0.061 kWh-1; below it, electrochemical supply is cheaper. Solving for the price at which route D reaches the conventional comparator gives $0.033 kWh-1 (Fig. 8A). The purchased-alkali route has no such crossing: at zero electricity cost it still sits at $1.10 m-3, $0.34 above the comparator, because the gap is reagents, capital and fixed operating cost net of the mineral credit rather than energy. No electricity price rescues route A; route D competes below a price that several desalination regions already contract.</w:t>
+      </w:r>
+    </w:p>
+    <w:p>
+      <w:pPr>
+        <w:spacing w:after="160"/>
+        <w:ind w:firstLine="317"/>
+      </w:pPr>
+      <w:r>
+        <w:rPr>
+          <w:i w:val="0"/>
+          <w:sz w:val="21"/>
+        </w:rPr>
+        <w:t>The conclusion does not rest on the mineral credit. Recomputing the crossing at reduced credit gives $0.0172 kWh-1 at half the modelled value and $0.0016 kWh-1 with no mineral revenue at all (Fig. 8B); the credit changes where the line sits, not whether it exists.</w:t>
+      </w:r>
+    </w:p>
+    <w:p>
+      <w:pPr>
+        <w:spacing w:after="160"/>
+        <w:ind w:firstLine="317"/>
+      </w:pPr>
+      <w:r>
+        <w:rPr>
+          <w:i w:val="0"/>
+          <w:sz w:val="21"/>
+        </w:rPr>
+        <w:t>Two conditions bound the result, and both are stated rather than assumed. The electricity must be cheap, which is the crossing above; and it must also be clean, for a separate reason. Drawing 40.3 kWh m-3 from a grid at 0.55 kg CO2 kWh-1 yields +20.3 kg CO2 m-3, worse than the purchased-alkali route at +16.2. On solar-dominated supply at 0.05 kg CO2 kWh-1 the same architecture is +0.13 kg m-3, close to neutral. Route D is therefore a proposition about dedicated low-carbon generation rather than about grid connection, and in a region with expensive or carbon-intensive power it is worse than conventional SWRO on both axes.</w:t>
+      </w:r>
+    </w:p>
+    <w:p>
+      <w:pPr>
+        <w:spacing w:after="160"/>
+        <w:ind w:firstLine="317"/>
+      </w:pPr>
+      <w:r>
+        <w:rPr>
+          <w:i w:val="0"/>
+          <w:sz w:val="21"/>
+        </w:rPr>
+        <w:t>Finally, one cost is absent from all of the above. An electrochemical unit generating roughly 11 kg of base per cubic metre of permeate is an industrial installation with capital cost that this model has no basis to estimate, and the chlorine co-produced by a chlor-alkali route is neither costed as a liability nor credited as a product. The figures in this section are therefore an upper bound on route D's performance, and obtaining a vendor quotation is the first thing a serious evaluation of it would do.</w:t>
+      </w:r>
+    </w:p>
+    <w:p>
+      <w:pPr>
         <w:spacing w:before="300" w:after="100"/>
       </w:pPr>
       <w:r>
@@ -8061,7 +8151,7 @@
           <w:i w:val="0"/>
           <w:sz w:val="21"/>
         </w:rPr>
-        <w:t>Two narrow and tractable directions follow, and identifying them is the practical value of this analysis. The first is low-carbon, low-cost alkalinity: waste-derived bases, or electrochemical generation coupled to surplus renewable capacity where the energy penalty is not charged at grid carbon intensity. The second is closure of the calcium balance, for which calcined dolomite is a partial answer whose cost is the import of product. Neither requires the architecture to be redesigned, and both can be tested independently of it.</w:t>
+        <w:t>One route unbinds that constraint, and quantifying it is the practical value of this analysis. Generating the base electrochemically on site, with captured CO2 as the carbonate source, closes the calcium balance exactly, makes reagent carbon net negative at -0.94 kg CO2 m-3, and replaces the reagent bill with 27.1 kWh m-3 of electrochemical demand. Because that substitutes a commodity price for an energy price, it has a crossing the purchased-alkali route does not: route D reaches the conventional comparator below $0.033 kWh-1, whereas route A remains $0.34 m-3 above it even at zero electricity cost. The result is conditional in two ways that should be stated alongside it. The electricity must also be low carbon, since the same demand drawn at grid intensity is worse than the route it replaces; and the capital cost of the electrochemical unit, together with the disposition of its chlorine co-product, is not modelled here and would have to be quoted before the figure could be relied on. Subject to those, brine valorization appears to be an energy-price problem rather than a stoichiometric impossibility, which is a materially different conclusion from the one this architecture started with.</w:t>
       </w:r>
     </w:p>
     <w:p>
